--- a/المرفقات/كلمات المرور/جدول_حسابات_البوابة.docx
+++ b/المرفقات/كلمات المرور/جدول_حسابات_البوابة.docx
@@ -203,7 +203,7 @@
                 <w:b/>
                 <w:color w:val="1F5C3D"/>
               </w:rPr>
-              <w:t>XdCpqmreRp</w:t>
+              <w:t>00000000</w:t>
             </w:r>
           </w:p>
         </w:tc>
@@ -261,7 +261,7 @@
                 <w:b/>
                 <w:color w:val="1F5C3D"/>
               </w:rPr>
-              <w:t>RdHudrHcc9</w:t>
+              <w:t>00000000</w:t>
             </w:r>
           </w:p>
         </w:tc>
@@ -319,7 +319,7 @@
                 <w:b/>
                 <w:color w:val="1F5C3D"/>
               </w:rPr>
-              <w:t>mS4LvRaKJH</w:t>
+              <w:t>00000000</w:t>
             </w:r>
           </w:p>
         </w:tc>
@@ -377,7 +377,7 @@
                 <w:b/>
                 <w:color w:val="1F5C3D"/>
               </w:rPr>
-              <w:t>vsfcfPs6N2</w:t>
+              <w:t>00000000</w:t>
             </w:r>
           </w:p>
         </w:tc>
@@ -435,7 +435,7 @@
                 <w:b/>
                 <w:color w:val="1F5C3D"/>
               </w:rPr>
-              <w:t>xnwDd6swJW</w:t>
+              <w:t>00000000</w:t>
             </w:r>
           </w:p>
         </w:tc>
@@ -493,7 +493,7 @@
                 <w:b/>
                 <w:color w:val="1F5C3D"/>
               </w:rPr>
-              <w:t>Qnxpca2jjp</w:t>
+              <w:t>00000000</w:t>
             </w:r>
           </w:p>
         </w:tc>
@@ -551,7 +551,7 @@
                 <w:b/>
                 <w:color w:val="1F5C3D"/>
               </w:rPr>
-              <w:t>uQxdhuhsQH</w:t>
+              <w:t>00000000</w:t>
             </w:r>
           </w:p>
         </w:tc>
@@ -609,7 +609,7 @@
                 <w:b/>
                 <w:color w:val="1F5C3D"/>
               </w:rPr>
-              <w:t>B4R4jmecrp</w:t>
+              <w:t>00000000</w:t>
             </w:r>
           </w:p>
         </w:tc>
@@ -667,7 +667,7 @@
                 <w:b/>
                 <w:color w:val="1F5C3D"/>
               </w:rPr>
-              <w:t>gwWvBUjxEW</w:t>
+              <w:t>00000000</w:t>
             </w:r>
           </w:p>
         </w:tc>
@@ -725,7 +725,7 @@
                 <w:b/>
                 <w:color w:val="1F5C3D"/>
               </w:rPr>
-              <w:t>Nn7zhPchaw</w:t>
+              <w:t>00000000</w:t>
             </w:r>
           </w:p>
         </w:tc>
@@ -783,7 +783,7 @@
                 <w:b/>
                 <w:color w:val="1F5C3D"/>
               </w:rPr>
-              <w:t>ZrVhAvNnaL</w:t>
+              <w:t>00000000</w:t>
             </w:r>
           </w:p>
         </w:tc>
@@ -841,7 +841,7 @@
                 <w:b/>
                 <w:color w:val="1F5C3D"/>
               </w:rPr>
-              <w:t>2Pcu5w2FNu</w:t>
+              <w:t>00000000</w:t>
             </w:r>
           </w:p>
         </w:tc>
@@ -899,7 +899,7 @@
                 <w:b/>
                 <w:color w:val="1F5C3D"/>
               </w:rPr>
-              <w:t>xbPzj2dp9F</w:t>
+              <w:t>00000000</w:t>
             </w:r>
           </w:p>
         </w:tc>
@@ -961,7 +961,7 @@
                 <w:b/>
                 <w:color w:val="1F5C3D"/>
               </w:rPr>
-              <w:t>wVxnVeaAD3</w:t>
+              <w:t>00000000</w:t>
             </w:r>
           </w:p>
         </w:tc>
@@ -1022,7 +1022,7 @@
                 <w:b/>
                 <w:color w:val="1F5C3D"/>
               </w:rPr>
-              <w:t>GrCPYxZp8p</w:t>
+              <w:t>00000000</w:t>
             </w:r>
           </w:p>
         </w:tc>
